--- a/LAB6/11DHCNPM2-Lab6_1150080096-DinhThienHuy.docx
+++ b/LAB6/11DHCNPM2-Lab6_1150080096-DinhThienHuy.docx
@@ -129,6 +129,48 @@
         </w:rPr>
         <w:t>MSSV: 1150080096</w:t>
       </w:r>
+      <w:r>
+        <w:rPr>
+          <w:color w:val="000000" w:themeColor="text1"/>
+        </w:rPr>
+        <w:t>\</w:t>
+      </w:r>
+    </w:p>
+    <w:p>
+      <w:pPr>
+        <w:spacing w:after="600"/>
+        <w:rPr>
+          <w:color w:val="000000" w:themeColor="text1"/>
+        </w:rPr>
+      </w:pPr>
+      <w:r>
+        <w:rPr>
+          <w:color w:val="000000" w:themeColor="text1"/>
+        </w:rPr>
+        <w:t xml:space="preserve">Link </w:t>
+      </w:r>
+      <w:proofErr w:type="spellStart"/>
+      <w:r>
+        <w:rPr>
+          <w:color w:val="000000" w:themeColor="text1"/>
+        </w:rPr>
+        <w:t>Youtube</w:t>
+      </w:r>
+      <w:proofErr w:type="spellEnd"/>
+      <w:r>
+        <w:rPr>
+          <w:color w:val="000000" w:themeColor="text1"/>
+        </w:rPr>
+        <w:t xml:space="preserve">: </w:t>
+      </w:r>
+      <w:hyperlink r:id="rId7" w:history="1">
+        <w:r>
+          <w:rPr>
+            <w:rStyle w:val="Hyperlink"/>
+          </w:rPr>
+          <w:t>https://youtu.be/rnCpRhTWuSk</w:t>
+        </w:r>
+      </w:hyperlink>
     </w:p>
     <w:p>
       <w:pPr>
@@ -197,12 +239,6 @@
         <w:gridCol w:w="9641"/>
       </w:tblGrid>
       <w:tr>
-        <w:tblPrEx>
-          <w:tblCellMar>
-            <w:top w:w="0" w:type="dxa"/>
-            <w:bottom w:w="0" w:type="dxa"/>
-          </w:tblCellMar>
-        </w:tblPrEx>
         <w:trPr>
           <w:cantSplit/>
           <w:trHeight w:val="3200"/>
@@ -233,6 +269,7 @@
               <w:rPr>
                 <w:i/>
                 <w:iCs/>
+                <w:noProof/>
                 <w:color w:val="000000" w:themeColor="text1"/>
                 <w:sz w:val="20"/>
                 <w:szCs w:val="20"/>
@@ -253,7 +290,7 @@
                           <pic:cNvPicPr/>
                         </pic:nvPicPr>
                         <pic:blipFill>
-                          <a:blip r:embed="rId7"/>
+                          <a:blip r:embed="rId8"/>
                           <a:stretch>
                             <a:fillRect/>
                           </a:stretch>
@@ -310,12 +347,6 @@
         <w:gridCol w:w="3338"/>
       </w:tblGrid>
       <w:tr>
-        <w:tblPrEx>
-          <w:tblCellMar>
-            <w:top w:w="0" w:type="dxa"/>
-            <w:bottom w:w="0" w:type="dxa"/>
-          </w:tblCellMar>
-        </w:tblPrEx>
         <w:trPr>
           <w:tblHeader/>
         </w:trPr>
@@ -622,12 +653,6 @@
         </w:tc>
       </w:tr>
       <w:tr>
-        <w:tblPrEx>
-          <w:tblCellMar>
-            <w:top w:w="0" w:type="dxa"/>
-            <w:bottom w:w="0" w:type="dxa"/>
-          </w:tblCellMar>
-        </w:tblPrEx>
         <w:trPr>
           <w:cantSplit/>
           <w:trHeight w:val="500"/>
@@ -793,12 +818,6 @@
         </w:tc>
       </w:tr>
       <w:tr>
-        <w:tblPrEx>
-          <w:tblCellMar>
-            <w:top w:w="0" w:type="dxa"/>
-            <w:bottom w:w="0" w:type="dxa"/>
-          </w:tblCellMar>
-        </w:tblPrEx>
         <w:trPr>
           <w:cantSplit/>
           <w:trHeight w:val="500"/>
@@ -964,12 +983,6 @@
         </w:tc>
       </w:tr>
       <w:tr>
-        <w:tblPrEx>
-          <w:tblCellMar>
-            <w:top w:w="0" w:type="dxa"/>
-            <w:bottom w:w="0" w:type="dxa"/>
-          </w:tblCellMar>
-        </w:tblPrEx>
         <w:trPr>
           <w:cantSplit/>
           <w:trHeight w:val="500"/>
@@ -1135,12 +1148,6 @@
         </w:tc>
       </w:tr>
       <w:tr>
-        <w:tblPrEx>
-          <w:tblCellMar>
-            <w:top w:w="0" w:type="dxa"/>
-            <w:bottom w:w="0" w:type="dxa"/>
-          </w:tblCellMar>
-        </w:tblPrEx>
         <w:trPr>
           <w:cantSplit/>
           <w:trHeight w:val="500"/>
@@ -1320,14 +1327,14 @@
           <w:color w:val="000000" w:themeColor="text1"/>
         </w:rPr>
         <w:lastRenderedPageBreak/>
-        <w:t>1.2. Đ</w:t>
+        <w:t xml:space="preserve">1.2. </w:t>
       </w:r>
       <w:proofErr w:type="spellStart"/>
       <w:r>
         <w:rPr>
           <w:color w:val="000000" w:themeColor="text1"/>
         </w:rPr>
-        <w:t>ịa</w:t>
+        <w:t>Địa</w:t>
       </w:r>
       <w:proofErr w:type="spellEnd"/>
       <w:r>
@@ -1394,12 +1401,6 @@
         <w:gridCol w:w="9918"/>
       </w:tblGrid>
       <w:tr>
-        <w:tblPrEx>
-          <w:tblCellMar>
-            <w:top w:w="0" w:type="dxa"/>
-            <w:bottom w:w="0" w:type="dxa"/>
-          </w:tblCellMar>
-        </w:tblPrEx>
         <w:trPr>
           <w:cantSplit/>
           <w:trHeight w:val="3200"/>
@@ -1430,6 +1431,7 @@
               <w:rPr>
                 <w:i/>
                 <w:iCs/>
+                <w:noProof/>
                 <w:color w:val="000000" w:themeColor="text1"/>
                 <w:sz w:val="20"/>
                 <w:szCs w:val="20"/>
@@ -1450,7 +1452,7 @@
                           <pic:cNvPicPr/>
                         </pic:nvPicPr>
                         <pic:blipFill>
-                          <a:blip r:embed="rId8"/>
+                          <a:blip r:embed="rId9"/>
                           <a:stretch>
                             <a:fillRect/>
                           </a:stretch>
@@ -1506,12 +1508,6 @@
         <w:gridCol w:w="2038"/>
       </w:tblGrid>
       <w:tr>
-        <w:tblPrEx>
-          <w:tblCellMar>
-            <w:top w:w="0" w:type="dxa"/>
-            <w:bottom w:w="0" w:type="dxa"/>
-          </w:tblCellMar>
-        </w:tblPrEx>
         <w:trPr>
           <w:tblHeader/>
         </w:trPr>
@@ -1733,12 +1729,6 @@
         </w:tc>
       </w:tr>
       <w:tr>
-        <w:tblPrEx>
-          <w:tblCellMar>
-            <w:top w:w="0" w:type="dxa"/>
-            <w:bottom w:w="0" w:type="dxa"/>
-          </w:tblCellMar>
-        </w:tblPrEx>
         <w:trPr>
           <w:cantSplit/>
           <w:trHeight w:val="500"/>
@@ -1807,18 +1797,8 @@
                 <w:sz w:val="22"/>
                 <w:szCs w:val="22"/>
               </w:rPr>
-              <w:t>DHCP 192.</w:t>
-            </w:r>
-            <w:proofErr w:type="gramStart"/>
-            <w:r>
-              <w:rPr>
-                <w:color w:val="000000" w:themeColor="text1"/>
-                <w:sz w:val="22"/>
-                <w:szCs w:val="22"/>
-              </w:rPr>
-              <w:t>168.250.x</w:t>
-            </w:r>
-            <w:proofErr w:type="gramEnd"/>
+              <w:t>DHCP 192.168.250.x</w:t>
+            </w:r>
           </w:p>
         </w:tc>
         <w:tc>
@@ -1881,12 +1861,6 @@
         </w:tc>
       </w:tr>
       <w:tr>
-        <w:tblPrEx>
-          <w:tblCellMar>
-            <w:top w:w="0" w:type="dxa"/>
-            <w:bottom w:w="0" w:type="dxa"/>
-          </w:tblCellMar>
-        </w:tblPrEx>
         <w:trPr>
           <w:cantSplit/>
           <w:trHeight w:val="500"/>
@@ -2021,12 +1995,6 @@
         </w:tc>
       </w:tr>
       <w:tr>
-        <w:tblPrEx>
-          <w:tblCellMar>
-            <w:top w:w="0" w:type="dxa"/>
-            <w:bottom w:w="0" w:type="dxa"/>
-          </w:tblCellMar>
-        </w:tblPrEx>
         <w:trPr>
           <w:cantSplit/>
           <w:trHeight w:val="500"/>
@@ -2161,12 +2129,6 @@
         </w:tc>
       </w:tr>
       <w:tr>
-        <w:tblPrEx>
-          <w:tblCellMar>
-            <w:top w:w="0" w:type="dxa"/>
-            <w:bottom w:w="0" w:type="dxa"/>
-          </w:tblCellMar>
-        </w:tblPrEx>
         <w:trPr>
           <w:cantSplit/>
           <w:trHeight w:val="500"/>
@@ -2314,14 +2276,14 @@
         <w:rPr>
           <w:color w:val="000000" w:themeColor="text1"/>
         </w:rPr>
-        <w:t>1.3. T</w:t>
+        <w:t xml:space="preserve">1.3. </w:t>
       </w:r>
       <w:proofErr w:type="spellStart"/>
       <w:r>
         <w:rPr>
           <w:color w:val="000000" w:themeColor="text1"/>
         </w:rPr>
-        <w:t>ruy</w:t>
+        <w:t>Truy</w:t>
       </w:r>
       <w:proofErr w:type="spellEnd"/>
       <w:r>
@@ -2416,12 +2378,6 @@
         <w:gridCol w:w="9638"/>
       </w:tblGrid>
       <w:tr>
-        <w:tblPrEx>
-          <w:tblCellMar>
-            <w:top w:w="0" w:type="dxa"/>
-            <w:bottom w:w="0" w:type="dxa"/>
-          </w:tblCellMar>
-        </w:tblPrEx>
         <w:trPr>
           <w:cantSplit/>
           <w:trHeight w:val="2400"/>
@@ -2742,12 +2698,6 @@
         <w:gridCol w:w="9638"/>
       </w:tblGrid>
       <w:tr>
-        <w:tblPrEx>
-          <w:tblCellMar>
-            <w:top w:w="0" w:type="dxa"/>
-            <w:bottom w:w="0" w:type="dxa"/>
-          </w:tblCellMar>
-        </w:tblPrEx>
         <w:trPr>
           <w:cantSplit/>
           <w:trHeight w:val="2400"/>
@@ -2861,12 +2811,6 @@
         <w:gridCol w:w="9638"/>
       </w:tblGrid>
       <w:tr>
-        <w:tblPrEx>
-          <w:tblCellMar>
-            <w:top w:w="0" w:type="dxa"/>
-            <w:bottom w:w="0" w:type="dxa"/>
-          </w:tblCellMar>
-        </w:tblPrEx>
         <w:trPr>
           <w:cantSplit/>
           <w:trHeight w:val="2400"/>
@@ -3090,12 +3034,6 @@
         <w:gridCol w:w="9638"/>
       </w:tblGrid>
       <w:tr>
-        <w:tblPrEx>
-          <w:tblCellMar>
-            <w:top w:w="0" w:type="dxa"/>
-            <w:bottom w:w="0" w:type="dxa"/>
-          </w:tblCellMar>
-        </w:tblPrEx>
         <w:trPr>
           <w:cantSplit/>
           <w:trHeight w:val="2400"/>
@@ -3209,12 +3147,6 @@
         <w:gridCol w:w="9638"/>
       </w:tblGrid>
       <w:tr>
-        <w:tblPrEx>
-          <w:tblCellMar>
-            <w:top w:w="0" w:type="dxa"/>
-            <w:bottom w:w="0" w:type="dxa"/>
-          </w:tblCellMar>
-        </w:tblPrEx>
         <w:trPr>
           <w:cantSplit/>
           <w:trHeight w:val="2400"/>
@@ -3328,12 +3260,6 @@
         <w:gridCol w:w="9638"/>
       </w:tblGrid>
       <w:tr>
-        <w:tblPrEx>
-          <w:tblCellMar>
-            <w:top w:w="0" w:type="dxa"/>
-            <w:bottom w:w="0" w:type="dxa"/>
-          </w:tblCellMar>
-        </w:tblPrEx>
         <w:trPr>
           <w:cantSplit/>
           <w:trHeight w:val="2400"/>
@@ -3632,12 +3558,6 @@
         <w:gridCol w:w="9638"/>
       </w:tblGrid>
       <w:tr>
-        <w:tblPrEx>
-          <w:tblCellMar>
-            <w:top w:w="0" w:type="dxa"/>
-            <w:bottom w:w="0" w:type="dxa"/>
-          </w:tblCellMar>
-        </w:tblPrEx>
         <w:trPr>
           <w:cantSplit/>
           <w:trHeight w:val="3200"/>
@@ -3911,14 +3831,14 @@
         <w:rPr>
           <w:color w:val="000000" w:themeColor="text1"/>
         </w:rPr>
-        <w:t>2.2. K</w:t>
+        <w:t xml:space="preserve">2.2. </w:t>
       </w:r>
       <w:proofErr w:type="spellStart"/>
       <w:r>
         <w:rPr>
           <w:color w:val="000000" w:themeColor="text1"/>
         </w:rPr>
-        <w:t>iểm</w:t>
+        <w:t>Kiểm</w:t>
       </w:r>
       <w:proofErr w:type="spellEnd"/>
       <w:r>
@@ -3963,12 +3883,6 @@
         <w:gridCol w:w="9638"/>
       </w:tblGrid>
       <w:tr>
-        <w:tblPrEx>
-          <w:tblCellMar>
-            <w:top w:w="0" w:type="dxa"/>
-            <w:bottom w:w="0" w:type="dxa"/>
-          </w:tblCellMar>
-        </w:tblPrEx>
         <w:trPr>
           <w:cantSplit/>
           <w:trHeight w:val="3200"/>
@@ -4192,12 +4106,6 @@
         <w:gridCol w:w="9638"/>
       </w:tblGrid>
       <w:tr>
-        <w:tblPrEx>
-          <w:tblCellMar>
-            <w:top w:w="0" w:type="dxa"/>
-            <w:bottom w:w="0" w:type="dxa"/>
-          </w:tblCellMar>
-        </w:tblPrEx>
         <w:trPr>
           <w:cantSplit/>
           <w:trHeight w:val="3200"/>
@@ -4422,12 +4330,6 @@
         <w:gridCol w:w="9638"/>
       </w:tblGrid>
       <w:tr>
-        <w:tblPrEx>
-          <w:tblCellMar>
-            <w:top w:w="0" w:type="dxa"/>
-            <w:bottom w:w="0" w:type="dxa"/>
-          </w:tblCellMar>
-        </w:tblPrEx>
         <w:trPr>
           <w:cantSplit/>
           <w:trHeight w:val="900"/>
@@ -4583,12 +4485,6 @@
         <w:gridCol w:w="9638"/>
       </w:tblGrid>
       <w:tr>
-        <w:tblPrEx>
-          <w:tblCellMar>
-            <w:top w:w="0" w:type="dxa"/>
-            <w:bottom w:w="0" w:type="dxa"/>
-          </w:tblCellMar>
-        </w:tblPrEx>
         <w:trPr>
           <w:cantSplit/>
           <w:trHeight w:val="3200"/>
@@ -4686,14 +4582,14 @@
         <w:rPr>
           <w:color w:val="000000" w:themeColor="text1"/>
         </w:rPr>
-        <w:t>3.2. K</w:t>
+        <w:t xml:space="preserve">3.2. </w:t>
       </w:r>
       <w:proofErr w:type="spellStart"/>
       <w:r>
         <w:rPr>
           <w:color w:val="000000" w:themeColor="text1"/>
         </w:rPr>
-        <w:t>iểm</w:t>
+        <w:t>Kiểm</w:t>
       </w:r>
       <w:proofErr w:type="spellEnd"/>
       <w:r>
@@ -4760,12 +4656,6 @@
         <w:gridCol w:w="9638"/>
       </w:tblGrid>
       <w:tr>
-        <w:tblPrEx>
-          <w:tblCellMar>
-            <w:top w:w="0" w:type="dxa"/>
-            <w:bottom w:w="0" w:type="dxa"/>
-          </w:tblCellMar>
-        </w:tblPrEx>
         <w:trPr>
           <w:cantSplit/>
           <w:trHeight w:val="3200"/>
@@ -5143,12 +5033,6 @@
         <w:gridCol w:w="9638"/>
       </w:tblGrid>
       <w:tr>
-        <w:tblPrEx>
-          <w:tblCellMar>
-            <w:top w:w="0" w:type="dxa"/>
-            <w:bottom w:w="0" w:type="dxa"/>
-          </w:tblCellMar>
-        </w:tblPrEx>
         <w:trPr>
           <w:cantSplit/>
           <w:trHeight w:val="3200"/>
@@ -5395,12 +5279,6 @@
         <w:gridCol w:w="9638"/>
       </w:tblGrid>
       <w:tr>
-        <w:tblPrEx>
-          <w:tblCellMar>
-            <w:top w:w="0" w:type="dxa"/>
-            <w:bottom w:w="0" w:type="dxa"/>
-          </w:tblCellMar>
-        </w:tblPrEx>
         <w:trPr>
           <w:cantSplit/>
           <w:trHeight w:val="3200"/>
@@ -5690,12 +5568,6 @@
         <w:gridCol w:w="9638"/>
       </w:tblGrid>
       <w:tr>
-        <w:tblPrEx>
-          <w:tblCellMar>
-            <w:top w:w="0" w:type="dxa"/>
-            <w:bottom w:w="0" w:type="dxa"/>
-          </w:tblCellMar>
-        </w:tblPrEx>
         <w:trPr>
           <w:cantSplit/>
           <w:trHeight w:val="900"/>
@@ -5807,12 +5679,6 @@
         <w:gridCol w:w="9638"/>
       </w:tblGrid>
       <w:tr>
-        <w:tblPrEx>
-          <w:tblCellMar>
-            <w:top w:w="0" w:type="dxa"/>
-            <w:bottom w:w="0" w:type="dxa"/>
-          </w:tblCellMar>
-        </w:tblPrEx>
         <w:trPr>
           <w:cantSplit/>
           <w:trHeight w:val="3200"/>
@@ -6036,12 +5902,6 @@
         <w:gridCol w:w="9638"/>
       </w:tblGrid>
       <w:tr>
-        <w:tblPrEx>
-          <w:tblCellMar>
-            <w:top w:w="0" w:type="dxa"/>
-            <w:bottom w:w="0" w:type="dxa"/>
-          </w:tblCellMar>
-        </w:tblPrEx>
         <w:trPr>
           <w:cantSplit/>
           <w:trHeight w:val="2400"/>
@@ -6269,12 +6129,6 @@
         <w:gridCol w:w="3017"/>
       </w:tblGrid>
       <w:tr>
-        <w:tblPrEx>
-          <w:tblCellMar>
-            <w:top w:w="0" w:type="dxa"/>
-            <w:bottom w:w="0" w:type="dxa"/>
-          </w:tblCellMar>
-        </w:tblPrEx>
         <w:trPr>
           <w:tblHeader/>
         </w:trPr>
@@ -6586,12 +6440,6 @@
         </w:tc>
       </w:tr>
       <w:tr>
-        <w:tblPrEx>
-          <w:tblCellMar>
-            <w:top w:w="0" w:type="dxa"/>
-            <w:bottom w:w="0" w:type="dxa"/>
-          </w:tblCellMar>
-        </w:tblPrEx>
         <w:trPr>
           <w:cantSplit/>
           <w:trHeight w:val="450"/>
@@ -6724,12 +6572,6 @@
         </w:tc>
       </w:tr>
       <w:tr>
-        <w:tblPrEx>
-          <w:tblCellMar>
-            <w:top w:w="0" w:type="dxa"/>
-            <w:bottom w:w="0" w:type="dxa"/>
-          </w:tblCellMar>
-        </w:tblPrEx>
         <w:trPr>
           <w:cantSplit/>
           <w:trHeight w:val="450"/>
@@ -6862,12 +6704,6 @@
         </w:tc>
       </w:tr>
       <w:tr>
-        <w:tblPrEx>
-          <w:tblCellMar>
-            <w:top w:w="0" w:type="dxa"/>
-            <w:bottom w:w="0" w:type="dxa"/>
-          </w:tblCellMar>
-        </w:tblPrEx>
         <w:trPr>
           <w:cantSplit/>
           <w:trHeight w:val="450"/>
@@ -7000,12 +6836,6 @@
         </w:tc>
       </w:tr>
       <w:tr>
-        <w:tblPrEx>
-          <w:tblCellMar>
-            <w:top w:w="0" w:type="dxa"/>
-            <w:bottom w:w="0" w:type="dxa"/>
-          </w:tblCellMar>
-        </w:tblPrEx>
         <w:trPr>
           <w:cantSplit/>
           <w:trHeight w:val="450"/>
@@ -7138,12 +6968,6 @@
         </w:tc>
       </w:tr>
       <w:tr>
-        <w:tblPrEx>
-          <w:tblCellMar>
-            <w:top w:w="0" w:type="dxa"/>
-            <w:bottom w:w="0" w:type="dxa"/>
-          </w:tblCellMar>
-        </w:tblPrEx>
         <w:trPr>
           <w:cantSplit/>
           <w:trHeight w:val="450"/>
@@ -7276,12 +7100,6 @@
         </w:tc>
       </w:tr>
       <w:tr>
-        <w:tblPrEx>
-          <w:tblCellMar>
-            <w:top w:w="0" w:type="dxa"/>
-            <w:bottom w:w="0" w:type="dxa"/>
-          </w:tblCellMar>
-        </w:tblPrEx>
         <w:trPr>
           <w:cantSplit/>
           <w:trHeight w:val="450"/>
@@ -7414,12 +7232,6 @@
         </w:tc>
       </w:tr>
       <w:tr>
-        <w:tblPrEx>
-          <w:tblCellMar>
-            <w:top w:w="0" w:type="dxa"/>
-            <w:bottom w:w="0" w:type="dxa"/>
-          </w:tblCellMar>
-        </w:tblPrEx>
         <w:trPr>
           <w:cantSplit/>
           <w:trHeight w:val="450"/>
@@ -7552,12 +7364,6 @@
         </w:tc>
       </w:tr>
       <w:tr>
-        <w:tblPrEx>
-          <w:tblCellMar>
-            <w:top w:w="0" w:type="dxa"/>
-            <w:bottom w:w="0" w:type="dxa"/>
-          </w:tblCellMar>
-        </w:tblPrEx>
         <w:trPr>
           <w:cantSplit/>
           <w:trHeight w:val="450"/>
@@ -7727,12 +7533,6 @@
         <w:gridCol w:w="9638"/>
       </w:tblGrid>
       <w:tr>
-        <w:tblPrEx>
-          <w:tblCellMar>
-            <w:top w:w="0" w:type="dxa"/>
-            <w:bottom w:w="0" w:type="dxa"/>
-          </w:tblCellMar>
-        </w:tblPrEx>
         <w:trPr>
           <w:cantSplit/>
           <w:trHeight w:val="3200"/>
@@ -8002,12 +7802,6 @@
         <w:gridCol w:w="3638"/>
       </w:tblGrid>
       <w:tr>
-        <w:tblPrEx>
-          <w:tblCellMar>
-            <w:top w:w="0" w:type="dxa"/>
-            <w:bottom w:w="0" w:type="dxa"/>
-          </w:tblCellMar>
-        </w:tblPrEx>
         <w:trPr>
           <w:tblHeader/>
         </w:trPr>
@@ -8282,12 +8076,6 @@
         </w:tc>
       </w:tr>
       <w:tr>
-        <w:tblPrEx>
-          <w:tblCellMar>
-            <w:top w:w="0" w:type="dxa"/>
-            <w:bottom w:w="0" w:type="dxa"/>
-          </w:tblCellMar>
-        </w:tblPrEx>
         <w:trPr>
           <w:cantSplit/>
           <w:trHeight w:val="500"/>
@@ -8423,12 +8211,6 @@
         </w:tc>
       </w:tr>
       <w:tr>
-        <w:tblPrEx>
-          <w:tblCellMar>
-            <w:top w:w="0" w:type="dxa"/>
-            <w:bottom w:w="0" w:type="dxa"/>
-          </w:tblCellMar>
-        </w:tblPrEx>
         <w:trPr>
           <w:cantSplit/>
           <w:trHeight w:val="500"/>
@@ -8565,12 +8347,6 @@
         </w:tc>
       </w:tr>
       <w:tr>
-        <w:tblPrEx>
-          <w:tblCellMar>
-            <w:top w:w="0" w:type="dxa"/>
-            <w:bottom w:w="0" w:type="dxa"/>
-          </w:tblCellMar>
-        </w:tblPrEx>
         <w:trPr>
           <w:cantSplit/>
           <w:trHeight w:val="500"/>
@@ -9613,12 +9389,6 @@
         <w:gridCol w:w="9638"/>
       </w:tblGrid>
       <w:tr>
-        <w:tblPrEx>
-          <w:tblCellMar>
-            <w:top w:w="0" w:type="dxa"/>
-            <w:bottom w:w="0" w:type="dxa"/>
-          </w:tblCellMar>
-        </w:tblPrEx>
         <w:trPr>
           <w:cantSplit/>
           <w:trHeight w:val="3200"/>
@@ -9798,12 +9568,6 @@
         <w:gridCol w:w="9638"/>
       </w:tblGrid>
       <w:tr>
-        <w:tblPrEx>
-          <w:tblCellMar>
-            <w:top w:w="0" w:type="dxa"/>
-            <w:bottom w:w="0" w:type="dxa"/>
-          </w:tblCellMar>
-        </w:tblPrEx>
         <w:trPr>
           <w:cantSplit/>
           <w:trHeight w:val="3200"/>
@@ -10005,12 +9769,6 @@
         <w:gridCol w:w="9638"/>
       </w:tblGrid>
       <w:tr>
-        <w:tblPrEx>
-          <w:tblCellMar>
-            <w:top w:w="0" w:type="dxa"/>
-            <w:bottom w:w="0" w:type="dxa"/>
-          </w:tblCellMar>
-        </w:tblPrEx>
         <w:trPr>
           <w:cantSplit/>
           <w:trHeight w:val="3200"/>
@@ -10213,12 +9971,6 @@
         <w:gridCol w:w="9638"/>
       </w:tblGrid>
       <w:tr>
-        <w:tblPrEx>
-          <w:tblCellMar>
-            <w:top w:w="0" w:type="dxa"/>
-            <w:bottom w:w="0" w:type="dxa"/>
-          </w:tblCellMar>
-        </w:tblPrEx>
         <w:trPr>
           <w:cantSplit/>
           <w:trHeight w:val="3200"/>
@@ -10354,12 +10106,6 @@
         <w:gridCol w:w="9638"/>
       </w:tblGrid>
       <w:tr>
-        <w:tblPrEx>
-          <w:tblCellMar>
-            <w:top w:w="0" w:type="dxa"/>
-            <w:bottom w:w="0" w:type="dxa"/>
-          </w:tblCellMar>
-        </w:tblPrEx>
         <w:trPr>
           <w:cantSplit/>
           <w:trHeight w:val="1000"/>
@@ -10719,12 +10465,6 @@
         <w:gridCol w:w="9638"/>
       </w:tblGrid>
       <w:tr>
-        <w:tblPrEx>
-          <w:tblCellMar>
-            <w:top w:w="0" w:type="dxa"/>
-            <w:bottom w:w="0" w:type="dxa"/>
-          </w:tblCellMar>
-        </w:tblPrEx>
         <w:trPr>
           <w:cantSplit/>
           <w:trHeight w:val="3200"/>
@@ -10860,12 +10600,6 @@
         <w:gridCol w:w="9638"/>
       </w:tblGrid>
       <w:tr>
-        <w:tblPrEx>
-          <w:tblCellMar>
-            <w:top w:w="0" w:type="dxa"/>
-            <w:bottom w:w="0" w:type="dxa"/>
-          </w:tblCellMar>
-        </w:tblPrEx>
         <w:trPr>
           <w:cantSplit/>
           <w:trHeight w:val="3200"/>
@@ -11134,12 +10868,6 @@
         <w:gridCol w:w="9638"/>
       </w:tblGrid>
       <w:tr>
-        <w:tblPrEx>
-          <w:tblCellMar>
-            <w:top w:w="0" w:type="dxa"/>
-            <w:bottom w:w="0" w:type="dxa"/>
-          </w:tblCellMar>
-        </w:tblPrEx>
         <w:trPr>
           <w:cantSplit/>
           <w:trHeight w:val="3200"/>
@@ -11407,12 +11135,6 @@
         <w:gridCol w:w="9638"/>
       </w:tblGrid>
       <w:tr>
-        <w:tblPrEx>
-          <w:tblCellMar>
-            <w:top w:w="0" w:type="dxa"/>
-            <w:bottom w:w="0" w:type="dxa"/>
-          </w:tblCellMar>
-        </w:tblPrEx>
         <w:trPr>
           <w:cantSplit/>
           <w:trHeight w:val="1000"/>
@@ -11762,12 +11484,6 @@
         <w:gridCol w:w="9638"/>
       </w:tblGrid>
       <w:tr>
-        <w:tblPrEx>
-          <w:tblCellMar>
-            <w:top w:w="0" w:type="dxa"/>
-            <w:bottom w:w="0" w:type="dxa"/>
-          </w:tblCellMar>
-        </w:tblPrEx>
         <w:trPr>
           <w:cantSplit/>
           <w:trHeight w:val="3200"/>
@@ -11881,12 +11597,6 @@
         <w:gridCol w:w="9638"/>
       </w:tblGrid>
       <w:tr>
-        <w:tblPrEx>
-          <w:tblCellMar>
-            <w:top w:w="0" w:type="dxa"/>
-            <w:bottom w:w="0" w:type="dxa"/>
-          </w:tblCellMar>
-        </w:tblPrEx>
         <w:trPr>
           <w:cantSplit/>
           <w:trHeight w:val="3200"/>
@@ -12111,12 +11821,6 @@
         <w:gridCol w:w="9638"/>
       </w:tblGrid>
       <w:tr>
-        <w:tblPrEx>
-          <w:tblCellMar>
-            <w:top w:w="0" w:type="dxa"/>
-            <w:bottom w:w="0" w:type="dxa"/>
-          </w:tblCellMar>
-        </w:tblPrEx>
         <w:trPr>
           <w:cantSplit/>
           <w:trHeight w:val="3200"/>
@@ -12516,12 +12220,6 @@
         <w:gridCol w:w="9638"/>
       </w:tblGrid>
       <w:tr>
-        <w:tblPrEx>
-          <w:tblCellMar>
-            <w:top w:w="0" w:type="dxa"/>
-            <w:bottom w:w="0" w:type="dxa"/>
-          </w:tblCellMar>
-        </w:tblPrEx>
         <w:trPr>
           <w:cantSplit/>
           <w:trHeight w:val="3200"/>
@@ -12811,12 +12509,6 @@
         <w:gridCol w:w="9638"/>
       </w:tblGrid>
       <w:tr>
-        <w:tblPrEx>
-          <w:tblCellMar>
-            <w:top w:w="0" w:type="dxa"/>
-            <w:bottom w:w="0" w:type="dxa"/>
-          </w:tblCellMar>
-        </w:tblPrEx>
         <w:trPr>
           <w:cantSplit/>
           <w:trHeight w:val="1000"/>
@@ -13234,12 +12926,6 @@
         <w:gridCol w:w="9638"/>
       </w:tblGrid>
       <w:tr>
-        <w:tblPrEx>
-          <w:tblCellMar>
-            <w:top w:w="0" w:type="dxa"/>
-            <w:bottom w:w="0" w:type="dxa"/>
-          </w:tblCellMar>
-        </w:tblPrEx>
         <w:trPr>
           <w:cantSplit/>
           <w:trHeight w:val="3200"/>
@@ -13376,12 +13062,6 @@
         <w:gridCol w:w="9638"/>
       </w:tblGrid>
       <w:tr>
-        <w:tblPrEx>
-          <w:tblCellMar>
-            <w:top w:w="0" w:type="dxa"/>
-            <w:bottom w:w="0" w:type="dxa"/>
-          </w:tblCellMar>
-        </w:tblPrEx>
         <w:trPr>
           <w:cantSplit/>
           <w:trHeight w:val="3200"/>
@@ -13583,12 +13263,6 @@
         <w:gridCol w:w="9638"/>
       </w:tblGrid>
       <w:tr>
-        <w:tblPrEx>
-          <w:tblCellMar>
-            <w:top w:w="0" w:type="dxa"/>
-            <w:bottom w:w="0" w:type="dxa"/>
-          </w:tblCellMar>
-        </w:tblPrEx>
         <w:trPr>
           <w:cantSplit/>
           <w:trHeight w:val="3200"/>
@@ -13768,12 +13442,6 @@
         <w:gridCol w:w="9638"/>
       </w:tblGrid>
       <w:tr>
-        <w:tblPrEx>
-          <w:tblCellMar>
-            <w:top w:w="0" w:type="dxa"/>
-            <w:bottom w:w="0" w:type="dxa"/>
-          </w:tblCellMar>
-        </w:tblPrEx>
         <w:trPr>
           <w:cantSplit/>
           <w:trHeight w:val="1000"/>
@@ -14089,12 +13757,6 @@
         <w:gridCol w:w="9638"/>
       </w:tblGrid>
       <w:tr>
-        <w:tblPrEx>
-          <w:tblCellMar>
-            <w:top w:w="0" w:type="dxa"/>
-            <w:bottom w:w="0" w:type="dxa"/>
-          </w:tblCellMar>
-        </w:tblPrEx>
         <w:trPr>
           <w:cantSplit/>
           <w:trHeight w:val="3200"/>
@@ -14209,12 +13871,6 @@
         <w:gridCol w:w="9638"/>
       </w:tblGrid>
       <w:tr>
-        <w:tblPrEx>
-          <w:tblCellMar>
-            <w:top w:w="0" w:type="dxa"/>
-            <w:bottom w:w="0" w:type="dxa"/>
-          </w:tblCellMar>
-        </w:tblPrEx>
         <w:trPr>
           <w:cantSplit/>
           <w:trHeight w:val="3200"/>
@@ -14416,12 +14072,6 @@
         <w:gridCol w:w="9638"/>
       </w:tblGrid>
       <w:tr>
-        <w:tblPrEx>
-          <w:tblCellMar>
-            <w:top w:w="0" w:type="dxa"/>
-            <w:bottom w:w="0" w:type="dxa"/>
-          </w:tblCellMar>
-        </w:tblPrEx>
         <w:trPr>
           <w:cantSplit/>
           <w:trHeight w:val="3200"/>
@@ -14601,12 +14251,6 @@
         <w:gridCol w:w="9638"/>
       </w:tblGrid>
       <w:tr>
-        <w:tblPrEx>
-          <w:tblCellMar>
-            <w:top w:w="0" w:type="dxa"/>
-            <w:bottom w:w="0" w:type="dxa"/>
-          </w:tblCellMar>
-        </w:tblPrEx>
         <w:trPr>
           <w:cantSplit/>
           <w:trHeight w:val="3200"/>
@@ -14787,12 +14431,6 @@
         <w:gridCol w:w="9638"/>
       </w:tblGrid>
       <w:tr>
-        <w:tblPrEx>
-          <w:tblCellMar>
-            <w:top w:w="0" w:type="dxa"/>
-            <w:bottom w:w="0" w:type="dxa"/>
-          </w:tblCellMar>
-        </w:tblPrEx>
         <w:trPr>
           <w:cantSplit/>
           <w:trHeight w:val="1000"/>
@@ -15088,12 +14726,6 @@
         <w:gridCol w:w="9638"/>
       </w:tblGrid>
       <w:tr>
-        <w:tblPrEx>
-          <w:tblCellMar>
-            <w:top w:w="0" w:type="dxa"/>
-            <w:bottom w:w="0" w:type="dxa"/>
-          </w:tblCellMar>
-        </w:tblPrEx>
         <w:trPr>
           <w:cantSplit/>
           <w:trHeight w:val="3200"/>
@@ -15339,12 +14971,6 @@
         <w:gridCol w:w="9638"/>
       </w:tblGrid>
       <w:tr>
-        <w:tblPrEx>
-          <w:tblCellMar>
-            <w:top w:w="0" w:type="dxa"/>
-            <w:bottom w:w="0" w:type="dxa"/>
-          </w:tblCellMar>
-        </w:tblPrEx>
         <w:trPr>
           <w:cantSplit/>
           <w:trHeight w:val="3200"/>
@@ -15700,12 +15326,6 @@
         <w:gridCol w:w="9638"/>
       </w:tblGrid>
       <w:tr>
-        <w:tblPrEx>
-          <w:tblCellMar>
-            <w:top w:w="0" w:type="dxa"/>
-            <w:bottom w:w="0" w:type="dxa"/>
-          </w:tblCellMar>
-        </w:tblPrEx>
         <w:trPr>
           <w:cantSplit/>
           <w:trHeight w:val="3200"/>
@@ -16064,12 +15684,6 @@
         <w:gridCol w:w="3038"/>
       </w:tblGrid>
       <w:tr>
-        <w:tblPrEx>
-          <w:tblCellMar>
-            <w:top w:w="0" w:type="dxa"/>
-            <w:bottom w:w="0" w:type="dxa"/>
-          </w:tblCellMar>
-        </w:tblPrEx>
         <w:trPr>
           <w:tblHeader/>
         </w:trPr>
@@ -16320,12 +15934,6 @@
         </w:tc>
       </w:tr>
       <w:tr>
-        <w:tblPrEx>
-          <w:tblCellMar>
-            <w:top w:w="0" w:type="dxa"/>
-            <w:bottom w:w="0" w:type="dxa"/>
-          </w:tblCellMar>
-        </w:tblPrEx>
         <w:trPr>
           <w:cantSplit/>
           <w:trHeight w:val="600"/>
@@ -16417,12 +16025,6 @@
         </w:tc>
       </w:tr>
       <w:tr>
-        <w:tblPrEx>
-          <w:tblCellMar>
-            <w:top w:w="0" w:type="dxa"/>
-            <w:bottom w:w="0" w:type="dxa"/>
-          </w:tblCellMar>
-        </w:tblPrEx>
         <w:trPr>
           <w:cantSplit/>
           <w:trHeight w:val="600"/>
@@ -16543,12 +16145,6 @@
         <w:gridCol w:w="9638"/>
       </w:tblGrid>
       <w:tr>
-        <w:tblPrEx>
-          <w:tblCellMar>
-            <w:top w:w="0" w:type="dxa"/>
-            <w:bottom w:w="0" w:type="dxa"/>
-          </w:tblCellMar>
-        </w:tblPrEx>
         <w:trPr>
           <w:cantSplit/>
           <w:trHeight w:val="1000"/>
@@ -16710,12 +16306,6 @@
         <w:gridCol w:w="9638"/>
       </w:tblGrid>
       <w:tr>
-        <w:tblPrEx>
-          <w:tblCellMar>
-            <w:top w:w="0" w:type="dxa"/>
-            <w:bottom w:w="0" w:type="dxa"/>
-          </w:tblCellMar>
-        </w:tblPrEx>
         <w:trPr>
           <w:cantSplit/>
           <w:trHeight w:val="3200"/>
@@ -16961,12 +16551,6 @@
         <w:gridCol w:w="9638"/>
       </w:tblGrid>
       <w:tr>
-        <w:tblPrEx>
-          <w:tblCellMar>
-            <w:top w:w="0" w:type="dxa"/>
-            <w:bottom w:w="0" w:type="dxa"/>
-          </w:tblCellMar>
-        </w:tblPrEx>
         <w:trPr>
           <w:cantSplit/>
           <w:trHeight w:val="3200"/>
@@ -17235,12 +16819,6 @@
         <w:gridCol w:w="9638"/>
       </w:tblGrid>
       <w:tr>
-        <w:tblPrEx>
-          <w:tblCellMar>
-            <w:top w:w="0" w:type="dxa"/>
-            <w:bottom w:w="0" w:type="dxa"/>
-          </w:tblCellMar>
-        </w:tblPrEx>
         <w:trPr>
           <w:cantSplit/>
           <w:trHeight w:val="3200"/>
@@ -17596,12 +17174,6 @@
         <w:gridCol w:w="9638"/>
       </w:tblGrid>
       <w:tr>
-        <w:tblPrEx>
-          <w:tblCellMar>
-            <w:top w:w="0" w:type="dxa"/>
-            <w:bottom w:w="0" w:type="dxa"/>
-          </w:tblCellMar>
-        </w:tblPrEx>
         <w:trPr>
           <w:cantSplit/>
           <w:trHeight w:val="1000"/>
@@ -17713,12 +17285,6 @@
         <w:gridCol w:w="9638"/>
       </w:tblGrid>
       <w:tr>
-        <w:tblPrEx>
-          <w:tblCellMar>
-            <w:top w:w="0" w:type="dxa"/>
-            <w:bottom w:w="0" w:type="dxa"/>
-          </w:tblCellMar>
-        </w:tblPrEx>
         <w:trPr>
           <w:cantSplit/>
           <w:trHeight w:val="3200"/>
@@ -18010,12 +17576,6 @@
         <w:gridCol w:w="4838"/>
       </w:tblGrid>
       <w:tr>
-        <w:tblPrEx>
-          <w:tblCellMar>
-            <w:top w:w="0" w:type="dxa"/>
-            <w:bottom w:w="0" w:type="dxa"/>
-          </w:tblCellMar>
-        </w:tblPrEx>
         <w:trPr>
           <w:tblHeader/>
         </w:trPr>
@@ -18335,12 +17895,6 @@
         </w:tc>
       </w:tr>
       <w:tr>
-        <w:tblPrEx>
-          <w:tblCellMar>
-            <w:top w:w="0" w:type="dxa"/>
-            <w:bottom w:w="0" w:type="dxa"/>
-          </w:tblCellMar>
-        </w:tblPrEx>
         <w:trPr>
           <w:cantSplit/>
           <w:trHeight w:val="800"/>
@@ -18439,12 +17993,6 @@
         </w:tc>
       </w:tr>
       <w:tr>
-        <w:tblPrEx>
-          <w:tblCellMar>
-            <w:top w:w="0" w:type="dxa"/>
-            <w:bottom w:w="0" w:type="dxa"/>
-          </w:tblCellMar>
-        </w:tblPrEx>
         <w:trPr>
           <w:cantSplit/>
           <w:trHeight w:val="800"/>
@@ -18543,12 +18091,6 @@
         </w:tc>
       </w:tr>
       <w:tr>
-        <w:tblPrEx>
-          <w:tblCellMar>
-            <w:top w:w="0" w:type="dxa"/>
-            <w:bottom w:w="0" w:type="dxa"/>
-          </w:tblCellMar>
-        </w:tblPrEx>
         <w:trPr>
           <w:cantSplit/>
           <w:trHeight w:val="800"/>
@@ -18647,12 +18189,6 @@
         </w:tc>
       </w:tr>
       <w:tr>
-        <w:tblPrEx>
-          <w:tblCellMar>
-            <w:top w:w="0" w:type="dxa"/>
-            <w:bottom w:w="0" w:type="dxa"/>
-          </w:tblCellMar>
-        </w:tblPrEx>
         <w:trPr>
           <w:cantSplit/>
           <w:trHeight w:val="800"/>
@@ -18751,12 +18287,6 @@
         </w:tc>
       </w:tr>
       <w:tr>
-        <w:tblPrEx>
-          <w:tblCellMar>
-            <w:top w:w="0" w:type="dxa"/>
-            <w:bottom w:w="0" w:type="dxa"/>
-          </w:tblCellMar>
-        </w:tblPrEx>
         <w:trPr>
           <w:cantSplit/>
           <w:trHeight w:val="800"/>
@@ -18855,12 +18385,6 @@
         </w:tc>
       </w:tr>
       <w:tr>
-        <w:tblPrEx>
-          <w:tblCellMar>
-            <w:top w:w="0" w:type="dxa"/>
-            <w:bottom w:w="0" w:type="dxa"/>
-          </w:tblCellMar>
-        </w:tblPrEx>
         <w:trPr>
           <w:cantSplit/>
           <w:trHeight w:val="800"/>
@@ -18959,12 +18483,6 @@
         </w:tc>
       </w:tr>
       <w:tr>
-        <w:tblPrEx>
-          <w:tblCellMar>
-            <w:top w:w="0" w:type="dxa"/>
-            <w:bottom w:w="0" w:type="dxa"/>
-          </w:tblCellMar>
-        </w:tblPrEx>
         <w:trPr>
           <w:cantSplit/>
           <w:trHeight w:val="800"/>
@@ -19170,12 +18688,6 @@
         <w:gridCol w:w="2338"/>
       </w:tblGrid>
       <w:tr>
-        <w:tblPrEx>
-          <w:tblCellMar>
-            <w:top w:w="0" w:type="dxa"/>
-            <w:bottom w:w="0" w:type="dxa"/>
-          </w:tblCellMar>
-        </w:tblPrEx>
         <w:trPr>
           <w:tblHeader/>
         </w:trPr>
@@ -19450,12 +18962,6 @@
         </w:tc>
       </w:tr>
       <w:tr>
-        <w:tblPrEx>
-          <w:tblCellMar>
-            <w:top w:w="0" w:type="dxa"/>
-            <w:bottom w:w="0" w:type="dxa"/>
-          </w:tblCellMar>
-        </w:tblPrEx>
         <w:trPr>
           <w:cantSplit/>
           <w:trHeight w:val="650"/>
@@ -19621,12 +19127,6 @@
         </w:tc>
       </w:tr>
       <w:tr>
-        <w:tblPrEx>
-          <w:tblCellMar>
-            <w:top w:w="0" w:type="dxa"/>
-            <w:bottom w:w="0" w:type="dxa"/>
-          </w:tblCellMar>
-        </w:tblPrEx>
         <w:trPr>
           <w:cantSplit/>
           <w:trHeight w:val="650"/>
@@ -19792,12 +19292,6 @@
         </w:tc>
       </w:tr>
       <w:tr>
-        <w:tblPrEx>
-          <w:tblCellMar>
-            <w:top w:w="0" w:type="dxa"/>
-            <w:bottom w:w="0" w:type="dxa"/>
-          </w:tblCellMar>
-        </w:tblPrEx>
         <w:trPr>
           <w:cantSplit/>
           <w:trHeight w:val="650"/>
@@ -19963,12 +19457,6 @@
         </w:tc>
       </w:tr>
       <w:tr>
-        <w:tblPrEx>
-          <w:tblCellMar>
-            <w:top w:w="0" w:type="dxa"/>
-            <w:bottom w:w="0" w:type="dxa"/>
-          </w:tblCellMar>
-        </w:tblPrEx>
         <w:trPr>
           <w:cantSplit/>
           <w:trHeight w:val="650"/>
@@ -20152,12 +19640,6 @@
         </w:tc>
       </w:tr>
       <w:tr>
-        <w:tblPrEx>
-          <w:tblCellMar>
-            <w:top w:w="0" w:type="dxa"/>
-            <w:bottom w:w="0" w:type="dxa"/>
-          </w:tblCellMar>
-        </w:tblPrEx>
         <w:trPr>
           <w:cantSplit/>
           <w:trHeight w:val="650"/>
@@ -20323,12 +19805,6 @@
         </w:tc>
       </w:tr>
       <w:tr>
-        <w:tblPrEx>
-          <w:tblCellMar>
-            <w:top w:w="0" w:type="dxa"/>
-            <w:bottom w:w="0" w:type="dxa"/>
-          </w:tblCellMar>
-        </w:tblPrEx>
         <w:trPr>
           <w:cantSplit/>
           <w:trHeight w:val="650"/>
@@ -20537,12 +20013,6 @@
         <w:gridCol w:w="2838"/>
       </w:tblGrid>
       <w:tr>
-        <w:tblPrEx>
-          <w:tblCellMar>
-            <w:top w:w="0" w:type="dxa"/>
-            <w:bottom w:w="0" w:type="dxa"/>
-          </w:tblCellMar>
-        </w:tblPrEx>
         <w:trPr>
           <w:tblHeader/>
         </w:trPr>
@@ -20924,12 +20394,6 @@
         </w:tc>
       </w:tr>
       <w:tr>
-        <w:tblPrEx>
-          <w:tblCellMar>
-            <w:top w:w="0" w:type="dxa"/>
-            <w:bottom w:w="0" w:type="dxa"/>
-          </w:tblCellMar>
-        </w:tblPrEx>
         <w:trPr>
           <w:cantSplit/>
           <w:trHeight w:val="650"/>
@@ -21188,12 +20652,6 @@
         </w:tc>
       </w:tr>
       <w:tr>
-        <w:tblPrEx>
-          <w:tblCellMar>
-            <w:top w:w="0" w:type="dxa"/>
-            <w:bottom w:w="0" w:type="dxa"/>
-          </w:tblCellMar>
-        </w:tblPrEx>
         <w:trPr>
           <w:cantSplit/>
           <w:trHeight w:val="650"/>
@@ -21418,12 +20876,6 @@
         </w:tc>
       </w:tr>
       <w:tr>
-        <w:tblPrEx>
-          <w:tblCellMar>
-            <w:top w:w="0" w:type="dxa"/>
-            <w:bottom w:w="0" w:type="dxa"/>
-          </w:tblCellMar>
-        </w:tblPrEx>
         <w:trPr>
           <w:cantSplit/>
           <w:trHeight w:val="650"/>
@@ -21648,12 +21100,6 @@
         </w:tc>
       </w:tr>
       <w:tr>
-        <w:tblPrEx>
-          <w:tblCellMar>
-            <w:top w:w="0" w:type="dxa"/>
-            <w:bottom w:w="0" w:type="dxa"/>
-          </w:tblCellMar>
-        </w:tblPrEx>
         <w:trPr>
           <w:cantSplit/>
           <w:trHeight w:val="650"/>
@@ -21878,12 +21324,6 @@
         </w:tc>
       </w:tr>
       <w:tr>
-        <w:tblPrEx>
-          <w:tblCellMar>
-            <w:top w:w="0" w:type="dxa"/>
-            <w:bottom w:w="0" w:type="dxa"/>
-          </w:tblCellMar>
-        </w:tblPrEx>
         <w:trPr>
           <w:cantSplit/>
           <w:trHeight w:val="650"/>
@@ -22108,12 +21548,6 @@
         </w:tc>
       </w:tr>
       <w:tr>
-        <w:tblPrEx>
-          <w:tblCellMar>
-            <w:top w:w="0" w:type="dxa"/>
-            <w:bottom w:w="0" w:type="dxa"/>
-          </w:tblCellMar>
-        </w:tblPrEx>
         <w:trPr>
           <w:cantSplit/>
           <w:trHeight w:val="650"/>
@@ -22338,12 +21772,6 @@
         </w:tc>
       </w:tr>
       <w:tr>
-        <w:tblPrEx>
-          <w:tblCellMar>
-            <w:top w:w="0" w:type="dxa"/>
-            <w:bottom w:w="0" w:type="dxa"/>
-          </w:tblCellMar>
-        </w:tblPrEx>
         <w:trPr>
           <w:cantSplit/>
           <w:trHeight w:val="650"/>
@@ -22568,12 +21996,6 @@
         </w:tc>
       </w:tr>
       <w:tr>
-        <w:tblPrEx>
-          <w:tblCellMar>
-            <w:top w:w="0" w:type="dxa"/>
-            <w:bottom w:w="0" w:type="dxa"/>
-          </w:tblCellMar>
-        </w:tblPrEx>
         <w:trPr>
           <w:cantSplit/>
           <w:trHeight w:val="650"/>
@@ -23096,12 +22518,6 @@
         <w:gridCol w:w="9638"/>
       </w:tblGrid>
       <w:tr>
-        <w:tblPrEx>
-          <w:tblCellMar>
-            <w:top w:w="0" w:type="dxa"/>
-            <w:bottom w:w="0" w:type="dxa"/>
-          </w:tblCellMar>
-        </w:tblPrEx>
         <w:trPr>
           <w:cantSplit/>
           <w:trHeight w:val="1500"/>
@@ -23512,12 +22928,6 @@
         <w:gridCol w:w="9638"/>
       </w:tblGrid>
       <w:tr>
-        <w:tblPrEx>
-          <w:tblCellMar>
-            <w:top w:w="0" w:type="dxa"/>
-            <w:bottom w:w="0" w:type="dxa"/>
-          </w:tblCellMar>
-        </w:tblPrEx>
         <w:trPr>
           <w:cantSplit/>
           <w:trHeight w:val="1500"/>
@@ -23839,12 +23249,6 @@
         <w:gridCol w:w="9638"/>
       </w:tblGrid>
       <w:tr>
-        <w:tblPrEx>
-          <w:tblCellMar>
-            <w:top w:w="0" w:type="dxa"/>
-            <w:bottom w:w="0" w:type="dxa"/>
-          </w:tblCellMar>
-        </w:tblPrEx>
         <w:trPr>
           <w:cantSplit/>
           <w:trHeight w:val="1500"/>
@@ -24093,12 +23497,6 @@
         <w:gridCol w:w="9638"/>
       </w:tblGrid>
       <w:tr>
-        <w:tblPrEx>
-          <w:tblCellMar>
-            <w:top w:w="0" w:type="dxa"/>
-            <w:bottom w:w="0" w:type="dxa"/>
-          </w:tblCellMar>
-        </w:tblPrEx>
         <w:trPr>
           <w:cantSplit/>
           <w:trHeight w:val="1500"/>
@@ -24347,12 +23745,6 @@
         <w:gridCol w:w="9638"/>
       </w:tblGrid>
       <w:tr>
-        <w:tblPrEx>
-          <w:tblCellMar>
-            <w:top w:w="0" w:type="dxa"/>
-            <w:bottom w:w="0" w:type="dxa"/>
-          </w:tblCellMar>
-        </w:tblPrEx>
         <w:trPr>
           <w:cantSplit/>
           <w:trHeight w:val="1500"/>
@@ -24637,12 +24029,6 @@
         <w:gridCol w:w="9638"/>
       </w:tblGrid>
       <w:tr>
-        <w:tblPrEx>
-          <w:tblCellMar>
-            <w:top w:w="0" w:type="dxa"/>
-            <w:bottom w:w="0" w:type="dxa"/>
-          </w:tblCellMar>
-        </w:tblPrEx>
         <w:trPr>
           <w:cantSplit/>
           <w:trHeight w:val="1500"/>
@@ -24927,12 +24313,6 @@
         <w:gridCol w:w="9638"/>
       </w:tblGrid>
       <w:tr>
-        <w:tblPrEx>
-          <w:tblCellMar>
-            <w:top w:w="0" w:type="dxa"/>
-            <w:bottom w:w="0" w:type="dxa"/>
-          </w:tblCellMar>
-        </w:tblPrEx>
         <w:trPr>
           <w:cantSplit/>
           <w:trHeight w:val="1500"/>
@@ -25254,12 +24634,6 @@
         <w:gridCol w:w="9638"/>
       </w:tblGrid>
       <w:tr>
-        <w:tblPrEx>
-          <w:tblCellMar>
-            <w:top w:w="0" w:type="dxa"/>
-            <w:bottom w:w="0" w:type="dxa"/>
-          </w:tblCellMar>
-        </w:tblPrEx>
         <w:trPr>
           <w:cantSplit/>
           <w:trHeight w:val="1500"/>
@@ -25580,12 +24954,6 @@
         <w:gridCol w:w="9638"/>
       </w:tblGrid>
       <w:tr>
-        <w:tblPrEx>
-          <w:tblCellMar>
-            <w:top w:w="0" w:type="dxa"/>
-            <w:bottom w:w="0" w:type="dxa"/>
-          </w:tblCellMar>
-        </w:tblPrEx>
         <w:trPr>
           <w:cantSplit/>
           <w:trHeight w:val="1500"/>
@@ -25852,12 +25220,6 @@
         <w:gridCol w:w="9638"/>
       </w:tblGrid>
       <w:tr>
-        <w:tblPrEx>
-          <w:tblCellMar>
-            <w:top w:w="0" w:type="dxa"/>
-            <w:bottom w:w="0" w:type="dxa"/>
-          </w:tblCellMar>
-        </w:tblPrEx>
         <w:trPr>
           <w:cantSplit/>
           <w:trHeight w:val="1500"/>
@@ -26124,12 +25486,6 @@
         <w:gridCol w:w="9638"/>
       </w:tblGrid>
       <w:tr>
-        <w:tblPrEx>
-          <w:tblCellMar>
-            <w:top w:w="0" w:type="dxa"/>
-            <w:bottom w:w="0" w:type="dxa"/>
-          </w:tblCellMar>
-        </w:tblPrEx>
         <w:trPr>
           <w:cantSplit/>
           <w:trHeight w:val="1500"/>
@@ -26540,12 +25896,6 @@
         <w:gridCol w:w="9638"/>
       </w:tblGrid>
       <w:tr>
-        <w:tblPrEx>
-          <w:tblCellMar>
-            <w:top w:w="0" w:type="dxa"/>
-            <w:bottom w:w="0" w:type="dxa"/>
-          </w:tblCellMar>
-        </w:tblPrEx>
         <w:trPr>
           <w:cantSplit/>
           <w:trHeight w:val="1500"/>
@@ -26658,12 +26008,6 @@
         <w:gridCol w:w="1438"/>
       </w:tblGrid>
       <w:tr>
-        <w:tblPrEx>
-          <w:tblCellMar>
-            <w:top w:w="0" w:type="dxa"/>
-            <w:bottom w:w="0" w:type="dxa"/>
-          </w:tblCellMar>
-        </w:tblPrEx>
         <w:trPr>
           <w:tblHeader/>
         </w:trPr>
@@ -26835,12 +26179,6 @@
         </w:tc>
       </w:tr>
       <w:tr>
-        <w:tblPrEx>
-          <w:tblCellMar>
-            <w:top w:w="0" w:type="dxa"/>
-            <w:bottom w:w="0" w:type="dxa"/>
-          </w:tblCellMar>
-        </w:tblPrEx>
         <w:trPr>
           <w:cantSplit/>
           <w:trHeight w:val="480"/>
@@ -26932,12 +26270,6 @@
         </w:tc>
       </w:tr>
       <w:tr>
-        <w:tblPrEx>
-          <w:tblCellMar>
-            <w:top w:w="0" w:type="dxa"/>
-            <w:bottom w:w="0" w:type="dxa"/>
-          </w:tblCellMar>
-        </w:tblPrEx>
         <w:trPr>
           <w:cantSplit/>
           <w:trHeight w:val="480"/>
@@ -27058,12 +26390,6 @@
         </w:tc>
       </w:tr>
       <w:tr>
-        <w:tblPrEx>
-          <w:tblCellMar>
-            <w:top w:w="0" w:type="dxa"/>
-            <w:bottom w:w="0" w:type="dxa"/>
-          </w:tblCellMar>
-        </w:tblPrEx>
         <w:trPr>
           <w:cantSplit/>
           <w:trHeight w:val="480"/>
@@ -27137,12 +26463,6 @@
         </w:tc>
       </w:tr>
       <w:tr>
-        <w:tblPrEx>
-          <w:tblCellMar>
-            <w:top w:w="0" w:type="dxa"/>
-            <w:bottom w:w="0" w:type="dxa"/>
-          </w:tblCellMar>
-        </w:tblPrEx>
         <w:trPr>
           <w:cantSplit/>
           <w:trHeight w:val="480"/>
@@ -27216,12 +26536,6 @@
         </w:tc>
       </w:tr>
       <w:tr>
-        <w:tblPrEx>
-          <w:tblCellMar>
-            <w:top w:w="0" w:type="dxa"/>
-            <w:bottom w:w="0" w:type="dxa"/>
-          </w:tblCellMar>
-        </w:tblPrEx>
         <w:trPr>
           <w:cantSplit/>
           <w:trHeight w:val="480"/>
@@ -27295,12 +26609,6 @@
         </w:tc>
       </w:tr>
       <w:tr>
-        <w:tblPrEx>
-          <w:tblCellMar>
-            <w:top w:w="0" w:type="dxa"/>
-            <w:bottom w:w="0" w:type="dxa"/>
-          </w:tblCellMar>
-        </w:tblPrEx>
         <w:trPr>
           <w:cantSplit/>
           <w:trHeight w:val="480"/>
@@ -27520,12 +26828,6 @@
         </w:tc>
       </w:tr>
       <w:tr>
-        <w:tblPrEx>
-          <w:tblCellMar>
-            <w:top w:w="0" w:type="dxa"/>
-            <w:bottom w:w="0" w:type="dxa"/>
-          </w:tblCellMar>
-        </w:tblPrEx>
         <w:trPr>
           <w:cantSplit/>
           <w:trHeight w:val="480"/>
@@ -27599,12 +26901,6 @@
         </w:tc>
       </w:tr>
       <w:tr>
-        <w:tblPrEx>
-          <w:tblCellMar>
-            <w:top w:w="0" w:type="dxa"/>
-            <w:bottom w:w="0" w:type="dxa"/>
-          </w:tblCellMar>
-        </w:tblPrEx>
         <w:trPr>
           <w:cantSplit/>
           <w:trHeight w:val="480"/>
@@ -27678,12 +26974,6 @@
         </w:tc>
       </w:tr>
       <w:tr>
-        <w:tblPrEx>
-          <w:tblCellMar>
-            <w:top w:w="0" w:type="dxa"/>
-            <w:bottom w:w="0" w:type="dxa"/>
-          </w:tblCellMar>
-        </w:tblPrEx>
         <w:trPr>
           <w:cantSplit/>
           <w:trHeight w:val="480"/>
@@ -27921,12 +27211,6 @@
         </w:tc>
       </w:tr>
       <w:tr>
-        <w:tblPrEx>
-          <w:tblCellMar>
-            <w:top w:w="0" w:type="dxa"/>
-            <w:bottom w:w="0" w:type="dxa"/>
-          </w:tblCellMar>
-        </w:tblPrEx>
         <w:trPr>
           <w:cantSplit/>
           <w:trHeight w:val="480"/>
@@ -28036,12 +27320,6 @@
         </w:tc>
       </w:tr>
       <w:tr>
-        <w:tblPrEx>
-          <w:tblCellMar>
-            <w:top w:w="0" w:type="dxa"/>
-            <w:bottom w:w="0" w:type="dxa"/>
-          </w:tblCellMar>
-        </w:tblPrEx>
         <w:trPr>
           <w:cantSplit/>
           <w:trHeight w:val="480"/>
@@ -28157,18 +27435,8 @@
                 <w:sz w:val="22"/>
                 <w:szCs w:val="22"/>
               </w:rPr>
-              <w:t xml:space="preserve"> </w:t>
-            </w:r>
-            <w:proofErr w:type="gramStart"/>
-            <w:r>
-              <w:rPr>
-                <w:color w:val="000000" w:themeColor="text1"/>
-                <w:sz w:val="22"/>
-                <w:szCs w:val="22"/>
-              </w:rPr>
-              <w:t>lớp]-Lab6_MSSV-TenSV.docx</w:t>
-            </w:r>
-            <w:proofErr w:type="gramEnd"/>
+              <w:t xml:space="preserve"> lớp]-Lab6_MSSV-TenSV.docx</w:t>
+            </w:r>
           </w:p>
         </w:tc>
         <w:tc>
@@ -28215,8 +27483,8 @@
       </w:pPr>
     </w:p>
     <w:sectPr>
-      <w:headerReference w:type="default" r:id="rId9"/>
-      <w:footerReference w:type="default" r:id="rId10"/>
+      <w:headerReference w:type="default" r:id="rId10"/>
+      <w:footerReference w:type="default" r:id="rId11"/>
       <w:pgSz w:w="11906" w:h="16838"/>
       <w:pgMar w:top="1300" w:right="1134" w:bottom="1200" w:left="1134" w:header="708" w:footer="708" w:gutter="0"/>
       <w:cols w:space="720"/>
@@ -29034,6 +28302,18 @@
       <w:szCs w:val="20"/>
     </w:rPr>
   </w:style>
+  <w:style w:type="character" w:styleId="UnresolvedMention">
+    <w:name w:val="Unresolved Mention"/>
+    <w:basedOn w:val="DefaultParagraphFont"/>
+    <w:uiPriority w:val="99"/>
+    <w:semiHidden/>
+    <w:unhideWhenUsed/>
+    <w:rsid w:val="00164B8E"/>
+    <w:rPr>
+      <w:color w:val="605E5C"/>
+      <w:shd w:val="clear" w:color="auto" w:fill="E1DFDD"/>
+    </w:rPr>
+  </w:style>
 </w:styles>
 </file>
 
